--- a/CÔNG TY TNHH ĂN UỐNG THƯƠNG MẠI HỒNG THUẬN/HongThuan_ThayDoiDiaChi_TangVon/HongThuan_UyQuyen.docx
+++ b/CÔNG TY TNHH ĂN UỐNG THƯƠNG MẠI HỒNG THUẬN/HongThuan_ThayDoiDiaChi_TangVon/HongThuan_UyQuyen.docx
@@ -1,6 +1,6 @@
 
 <file path=word/document.xml><?xml version="1.0" encoding="utf-8"?>
-<w:document xmlns:wpc="http://schemas.microsoft.com/office/word/2010/wordprocessingCanvas" xmlns:cx="http://schemas.microsoft.com/office/drawing/2014/chartex" xmlns:mc="http://schemas.openxmlformats.org/markup-compatibility/2006" xmlns:o="urn:schemas-microsoft-com:office:office" xmlns:r="http://schemas.openxmlformats.org/officeDocument/2006/relationships" xmlns:m="http://schemas.openxmlformats.org/officeDocument/2006/math" xmlns:v="urn:schemas-microsoft-com:vml" xmlns:wp14="http://schemas.microsoft.com/office/word/2010/wordprocessingDrawing" xmlns:wp="http://schemas.openxmlformats.org/drawingml/2006/wordprocessingDrawing" xmlns:w10="urn:schemas-microsoft-com:office:word" xmlns:w="http://schemas.openxmlformats.org/wordprocessingml/2006/main" xmlns:w14="http://schemas.microsoft.com/office/word/2010/wordml" xmlns:w15="http://schemas.microsoft.com/office/word/2012/wordml" xmlns:w16se="http://schemas.microsoft.com/office/word/2015/wordml/symex" xmlns:wpg="http://schemas.microsoft.com/office/word/2010/wordprocessingGroup" xmlns:wpi="http://schemas.microsoft.com/office/word/2010/wordprocessingInk" xmlns:wne="http://schemas.microsoft.com/office/word/2006/wordml" xmlns:wps="http://schemas.microsoft.com/office/word/2010/wordprocessingShape" mc:Ignorable="w14 w15 w16se wp14">
+<w:document xmlns:wpc="http://schemas.microsoft.com/office/word/2010/wordprocessingCanvas" xmlns:cx="http://schemas.microsoft.com/office/drawing/2014/chartex" xmlns:cx1="http://schemas.microsoft.com/office/drawing/2015/9/8/chartex" xmlns:mc="http://schemas.openxmlformats.org/markup-compatibility/2006" xmlns:o="urn:schemas-microsoft-com:office:office" xmlns:r="http://schemas.openxmlformats.org/officeDocument/2006/relationships" xmlns:m="http://schemas.openxmlformats.org/officeDocument/2006/math" xmlns:v="urn:schemas-microsoft-com:vml" xmlns:wp14="http://schemas.microsoft.com/office/word/2010/wordprocessingDrawing" xmlns:wp="http://schemas.openxmlformats.org/drawingml/2006/wordprocessingDrawing" xmlns:w10="urn:schemas-microsoft-com:office:word" xmlns:w="http://schemas.openxmlformats.org/wordprocessingml/2006/main" xmlns:w14="http://schemas.microsoft.com/office/word/2010/wordml" xmlns:w15="http://schemas.microsoft.com/office/word/2012/wordml" xmlns:w16se="http://schemas.microsoft.com/office/word/2015/wordml/symex" xmlns:wpg="http://schemas.microsoft.com/office/word/2010/wordprocessingGroup" xmlns:wpi="http://schemas.microsoft.com/office/word/2010/wordprocessingInk" xmlns:wne="http://schemas.microsoft.com/office/word/2006/wordml" xmlns:wps="http://schemas.microsoft.com/office/word/2010/wordprocessingShape" mc:Ignorable="w14 w15 w16se wp14">
   <w:body>
     <w:p>
       <w:pPr>
@@ -113,7 +113,7 @@
           <w:sz w:val="26"/>
           <w:szCs w:val="26"/>
         </w:rPr>
-        <w:t>21</w:t>
+        <w:t>2</w:t>
       </w:r>
       <w:r>
         <w:rPr>
@@ -146,7 +146,7 @@
           <w:sz w:val="26"/>
           <w:szCs w:val="26"/>
         </w:rPr>
-        <w:t>3</w:t>
+        <w:t>4</w:t>
       </w:r>
       <w:r>
         <w:rPr>
@@ -552,10 +552,21 @@
           <w:szCs w:val="26"/>
           <w:lang w:eastAsia="zh-CN"/>
         </w:rPr>
-        <w:t>Căn B5H–B6H, khu nhà ở Hoàng Mai, đường DT 747A, Tổ 5, khu phố Uyên Hưng 7, phường Tân Uyên, Thành phố Hồ Chí Minh</w:t>
+        <w:t>Số B5H–B6H</w:t>
       </w:r>
       <w:bookmarkStart w:id="0" w:name="_GoBack"/>
       <w:bookmarkEnd w:id="0"/>
+      <w:r>
+        <w:rPr>
+          <w:rFonts w:ascii="Times New Roman" w:eastAsia="Times New Roman" w:hAnsi="Times New Roman" w:cs="Times New Roman"/>
+          <w:iCs/>
+          <w:color w:val="000000" w:themeColor="text1"/>
+          <w:sz w:val="26"/>
+          <w:szCs w:val="26"/>
+          <w:lang w:eastAsia="zh-CN"/>
+        </w:rPr>
+        <w:t>, khu nhà ở Hoàng Mai, đường DT 747A, Tổ 5, khu phố Uyên Hưng 7, phường Tân Uyên, Thành phố Hồ Chí Minh</w:t>
+      </w:r>
     </w:p>
     <w:p>
       <w:pPr>
@@ -1191,7 +1202,7 @@
           <w:sz w:val="26"/>
           <w:szCs w:val="26"/>
         </w:rPr>
-        <w:t>21</w:t>
+        <w:t>2</w:t>
       </w:r>
       <w:r>
         <w:rPr>
@@ -1209,7 +1220,7 @@
           <w:sz w:val="26"/>
           <w:szCs w:val="26"/>
         </w:rPr>
-        <w:t>3</w:t>
+        <w:t>4</w:t>
       </w:r>
       <w:r>
         <w:rPr>
@@ -1327,7 +1338,7 @@
 </file>
 
 <file path=word/endnotes.xml><?xml version="1.0" encoding="utf-8"?>
-<w:endnotes xmlns:wpc="http://schemas.microsoft.com/office/word/2010/wordprocessingCanvas" xmlns:cx="http://schemas.microsoft.com/office/drawing/2014/chartex" xmlns:mc="http://schemas.openxmlformats.org/markup-compatibility/2006" xmlns:o="urn:schemas-microsoft-com:office:office" xmlns:r="http://schemas.openxmlformats.org/officeDocument/2006/relationships" xmlns:m="http://schemas.openxmlformats.org/officeDocument/2006/math" xmlns:v="urn:schemas-microsoft-com:vml" xmlns:wp14="http://schemas.microsoft.com/office/word/2010/wordprocessingDrawing" xmlns:wp="http://schemas.openxmlformats.org/drawingml/2006/wordprocessingDrawing" xmlns:w10="urn:schemas-microsoft-com:office:word" xmlns:w="http://schemas.openxmlformats.org/wordprocessingml/2006/main" xmlns:w14="http://schemas.microsoft.com/office/word/2010/wordml" xmlns:w15="http://schemas.microsoft.com/office/word/2012/wordml" xmlns:w16se="http://schemas.microsoft.com/office/word/2015/wordml/symex" xmlns:wpg="http://schemas.microsoft.com/office/word/2010/wordprocessingGroup" xmlns:wpi="http://schemas.microsoft.com/office/word/2010/wordprocessingInk" xmlns:wne="http://schemas.microsoft.com/office/word/2006/wordml" xmlns:wps="http://schemas.microsoft.com/office/word/2010/wordprocessingShape" mc:Ignorable="w14 w15 w16se wp14">
+<w:endnotes xmlns:wpc="http://schemas.microsoft.com/office/word/2010/wordprocessingCanvas" xmlns:cx="http://schemas.microsoft.com/office/drawing/2014/chartex" xmlns:cx1="http://schemas.microsoft.com/office/drawing/2015/9/8/chartex" xmlns:mc="http://schemas.openxmlformats.org/markup-compatibility/2006" xmlns:o="urn:schemas-microsoft-com:office:office" xmlns:r="http://schemas.openxmlformats.org/officeDocument/2006/relationships" xmlns:m="http://schemas.openxmlformats.org/officeDocument/2006/math" xmlns:v="urn:schemas-microsoft-com:vml" xmlns:wp14="http://schemas.microsoft.com/office/word/2010/wordprocessingDrawing" xmlns:wp="http://schemas.openxmlformats.org/drawingml/2006/wordprocessingDrawing" xmlns:w10="urn:schemas-microsoft-com:office:word" xmlns:w="http://schemas.openxmlformats.org/wordprocessingml/2006/main" xmlns:w14="http://schemas.microsoft.com/office/word/2010/wordml" xmlns:w15="http://schemas.microsoft.com/office/word/2012/wordml" xmlns:w16se="http://schemas.microsoft.com/office/word/2015/wordml/symex" xmlns:wpg="http://schemas.microsoft.com/office/word/2010/wordprocessingGroup" xmlns:wpi="http://schemas.microsoft.com/office/word/2010/wordprocessingInk" xmlns:wne="http://schemas.microsoft.com/office/word/2006/wordml" xmlns:wps="http://schemas.microsoft.com/office/word/2010/wordprocessingShape" mc:Ignorable="w14 w15 w16se wp14">
   <w:endnote w:type="separator" w:id="-1">
     <w:p>
       <w:pPr>
@@ -1352,7 +1363,7 @@
 </file>
 
 <file path=word/footnotes.xml><?xml version="1.0" encoding="utf-8"?>
-<w:footnotes xmlns:wpc="http://schemas.microsoft.com/office/word/2010/wordprocessingCanvas" xmlns:cx="http://schemas.microsoft.com/office/drawing/2014/chartex" xmlns:mc="http://schemas.openxmlformats.org/markup-compatibility/2006" xmlns:o="urn:schemas-microsoft-com:office:office" xmlns:r="http://schemas.openxmlformats.org/officeDocument/2006/relationships" xmlns:m="http://schemas.openxmlformats.org/officeDocument/2006/math" xmlns:v="urn:schemas-microsoft-com:vml" xmlns:wp14="http://schemas.microsoft.com/office/word/2010/wordprocessingDrawing" xmlns:wp="http://schemas.openxmlformats.org/drawingml/2006/wordprocessingDrawing" xmlns:w10="urn:schemas-microsoft-com:office:word" xmlns:w="http://schemas.openxmlformats.org/wordprocessingml/2006/main" xmlns:w14="http://schemas.microsoft.com/office/word/2010/wordml" xmlns:w15="http://schemas.microsoft.com/office/word/2012/wordml" xmlns:w16se="http://schemas.microsoft.com/office/word/2015/wordml/symex" xmlns:wpg="http://schemas.microsoft.com/office/word/2010/wordprocessingGroup" xmlns:wpi="http://schemas.microsoft.com/office/word/2010/wordprocessingInk" xmlns:wne="http://schemas.microsoft.com/office/word/2006/wordml" xmlns:wps="http://schemas.microsoft.com/office/word/2010/wordprocessingShape" mc:Ignorable="w14 w15 w16se wp14">
+<w:footnotes xmlns:wpc="http://schemas.microsoft.com/office/word/2010/wordprocessingCanvas" xmlns:cx="http://schemas.microsoft.com/office/drawing/2014/chartex" xmlns:cx1="http://schemas.microsoft.com/office/drawing/2015/9/8/chartex" xmlns:mc="http://schemas.openxmlformats.org/markup-compatibility/2006" xmlns:o="urn:schemas-microsoft-com:office:office" xmlns:r="http://schemas.openxmlformats.org/officeDocument/2006/relationships" xmlns:m="http://schemas.openxmlformats.org/officeDocument/2006/math" xmlns:v="urn:schemas-microsoft-com:vml" xmlns:wp14="http://schemas.microsoft.com/office/word/2010/wordprocessingDrawing" xmlns:wp="http://schemas.openxmlformats.org/drawingml/2006/wordprocessingDrawing" xmlns:w10="urn:schemas-microsoft-com:office:word" xmlns:w="http://schemas.openxmlformats.org/wordprocessingml/2006/main" xmlns:w14="http://schemas.microsoft.com/office/word/2010/wordml" xmlns:w15="http://schemas.microsoft.com/office/word/2012/wordml" xmlns:w16se="http://schemas.microsoft.com/office/word/2015/wordml/symex" xmlns:wpg="http://schemas.microsoft.com/office/word/2010/wordprocessingGroup" xmlns:wpi="http://schemas.microsoft.com/office/word/2010/wordprocessingInk" xmlns:wne="http://schemas.microsoft.com/office/word/2006/wordml" xmlns:wps="http://schemas.microsoft.com/office/word/2010/wordprocessingShape" mc:Ignorable="w14 w15 w16se wp14">
   <w:footnote w:type="separator" w:id="-1">
     <w:p>
       <w:pPr>
@@ -1377,7 +1388,7 @@
 </file>
 
 <file path=word/numbering.xml><?xml version="1.0" encoding="utf-8"?>
-<w:numbering xmlns:wpc="http://schemas.microsoft.com/office/word/2010/wordprocessingCanvas" xmlns:cx="http://schemas.microsoft.com/office/drawing/2014/chartex" xmlns:mc="http://schemas.openxmlformats.org/markup-compatibility/2006" xmlns:o="urn:schemas-microsoft-com:office:office" xmlns:r="http://schemas.openxmlformats.org/officeDocument/2006/relationships" xmlns:m="http://schemas.openxmlformats.org/officeDocument/2006/math" xmlns:v="urn:schemas-microsoft-com:vml" xmlns:wp14="http://schemas.microsoft.com/office/word/2010/wordprocessingDrawing" xmlns:wp="http://schemas.openxmlformats.org/drawingml/2006/wordprocessingDrawing" xmlns:w10="urn:schemas-microsoft-com:office:word" xmlns:w="http://schemas.openxmlformats.org/wordprocessingml/2006/main" xmlns:w14="http://schemas.microsoft.com/office/word/2010/wordml" xmlns:w15="http://schemas.microsoft.com/office/word/2012/wordml" xmlns:w16se="http://schemas.microsoft.com/office/word/2015/wordml/symex" xmlns:wpg="http://schemas.microsoft.com/office/word/2010/wordprocessingGroup" xmlns:wpi="http://schemas.microsoft.com/office/word/2010/wordprocessingInk" xmlns:wne="http://schemas.microsoft.com/office/word/2006/wordml" xmlns:wps="http://schemas.microsoft.com/office/word/2010/wordprocessingShape" mc:Ignorable="w14 w15 w16se wp14">
+<w:numbering xmlns:wpc="http://schemas.microsoft.com/office/word/2010/wordprocessingCanvas" xmlns:cx="http://schemas.microsoft.com/office/drawing/2014/chartex" xmlns:cx1="http://schemas.microsoft.com/office/drawing/2015/9/8/chartex" xmlns:mc="http://schemas.openxmlformats.org/markup-compatibility/2006" xmlns:o="urn:schemas-microsoft-com:office:office" xmlns:r="http://schemas.openxmlformats.org/officeDocument/2006/relationships" xmlns:m="http://schemas.openxmlformats.org/officeDocument/2006/math" xmlns:v="urn:schemas-microsoft-com:vml" xmlns:wp14="http://schemas.microsoft.com/office/word/2010/wordprocessingDrawing" xmlns:wp="http://schemas.openxmlformats.org/drawingml/2006/wordprocessingDrawing" xmlns:w10="urn:schemas-microsoft-com:office:word" xmlns:w="http://schemas.openxmlformats.org/wordprocessingml/2006/main" xmlns:w14="http://schemas.microsoft.com/office/word/2010/wordml" xmlns:w15="http://schemas.microsoft.com/office/word/2012/wordml" xmlns:w16se="http://schemas.microsoft.com/office/word/2015/wordml/symex" xmlns:wpg="http://schemas.microsoft.com/office/word/2010/wordprocessingGroup" xmlns:wpi="http://schemas.microsoft.com/office/word/2010/wordprocessingInk" xmlns:wne="http://schemas.microsoft.com/office/word/2006/wordml" xmlns:wps="http://schemas.microsoft.com/office/word/2010/wordprocessingShape" mc:Ignorable="w14 w15 w16se wp14">
   <w:abstractNum w:abstractNumId="0" w15:restartNumberingAfterBreak="0">
     <w:nsid w:val="2EB414B8"/>
     <w:multiLevelType w:val="singleLevel"/>
